--- a/docx/递交版/卡F-病理科-申请与确认清单.docx
+++ b/docx/递交版/卡F-病理科-申请与确认清单.docx
@@ -188,7 +188,7 @@
         <w:pStyle w:val="Heading2"/>
       </w:pPr>
       <w:r>
-        <w:t>三、加做免疫组化（请写在同一张申请单上，一次排队全做）</w:t>
+        <w:t>三、加做免疫组化（标本：9/22 手术多灶，非 26-25469 单灶穿刺；请写在同一张申请单上，一次排队全做）</w:t>
       </w:r>
     </w:p>
     <w:p/>
@@ -198,7 +198,7 @@
         <w:ind w:left="400"/>
       </w:pPr>
       <w:r>
-        <w:t>HER2、CD3、CD8、MAGE-A4</w:t>
+        <w:t>HER2、CD3、CD8、MAGE-A4（目前全院未做，拟于手术标本申请）</w:t>
       </w:r>
     </w:p>
     <w:p>
@@ -207,7 +207,7 @@
         <w:ind w:left="400"/>
       </w:pPr>
       <w:r>
-        <w:t>MMR 四项（MLH1 / PMS2 / MSH2 / MSH6）</w:t>
+        <w:t>MMR 四项（MLH1 / PMS2 / MSH2 / MSH6）（目前全院未做，拟于手术标本申请；组织够也可先在 26-25469 补做）</w:t>
       </w:r>
     </w:p>
     <w:p>
@@ -216,7 +216,7 @@
         <w:ind w:left="400"/>
       </w:pPr>
       <w:r>
-        <w:t>cyclin D1、BCOR、IFITM1</w:t>
+        <w:t>cyclin D1、BCOR、IFITM1（26-25469 已做 cyclin D1+、BCOR−，但单灶 0.9cm，手术多灶需复核）</w:t>
       </w:r>
     </w:p>
     <w:p>
@@ -225,7 +225,7 @@
         <w:ind w:left="400"/>
       </w:pPr>
       <w:r>
-        <w:t>ER / PR 定量、Ki-67 复核</w:t>
+        <w:t>ER / PR 定量、Ki-67 复核（26-25469 已做 ER−/PR−/Ki-67 热点约20%，原发 255317 ER 热点区约70%中等+，与转移不一致，手术多灶需复核定量及异质性）</w:t>
       </w:r>
     </w:p>
     <w:p/>
@@ -237,7 +237,7 @@
         <w:rPr>
           <w:i/>
         </w:rPr>
-        <w:t>*说明：以上12项均为FFPE可做，cyclin D1为文献中YWHAE型常用标志物（非本例分型结论，待分子），MAGE-A4影响TCR-T入组，请一次申请。*</w:t>
+        <w:t>*说明：以上12项均为FFPE可做，均为手术标本拟申请（非已做）；cyclin D1为文献中YWHAE型常用标志物（非本例分型结论，待分子），MAGE-A4影响TCR-T入组，请一次申请。26-25469 穿刺 0.9×0.6×0.1cm 已做 18 项 IHC，但为单灶，手术为多灶腹膜转移，需复核。*</w:t>
       </w:r>
     </w:p>
     <w:p/>
